--- a/Templates/reso_hw.docx
+++ b/Templates/reso_hw.docx
@@ -672,6 +672,8 @@
         <w:ind w:left="720" w:right="720" w:firstLine="720"/>
         <w:jc w:val="both"/>
         <w:rPr>
+          <w:b/>
+          <w:bCs/>
           <w:sz w:val="24"/>
           <w:szCs w:val="24"/>
           <w:lang w:val="en-PH" w:eastAsia="en-PH"/>
